--- a/doc/subdocs/overview.docx
+++ b/doc/subdocs/overview.docx
@@ -8,7 +8,7 @@
       </w:pPr>
       <w:bookmarkStart w:id="0" w:name="_Toc247618722"/>
       <w:bookmarkStart w:id="1" w:name="_Toc331063888"/>
-      <w:bookmarkStart w:id="2" w:name="_Toc342309172"/>
+      <w:bookmarkStart w:id="2" w:name="_Toc353986013"/>
       <w:r>
         <w:t>Introduction</w:t>
       </w:r>
@@ -69,7 +69,7 @@
       <w:bookmarkStart w:id="6" w:name="_Toc199057391"/>
       <w:bookmarkStart w:id="7" w:name="_Toc247618723"/>
       <w:bookmarkStart w:id="8" w:name="_Toc331063889"/>
-      <w:bookmarkStart w:id="9" w:name="_Toc342309173"/>
+      <w:bookmarkStart w:id="9" w:name="_Toc353986014"/>
       <w:r>
         <w:t xml:space="preserve">Our </w:t>
       </w:r>
@@ -126,7 +126,7 @@
       <w:bookmarkStart w:id="14" w:name="_Toc199057392"/>
       <w:bookmarkStart w:id="15" w:name="_Toc247618724"/>
       <w:bookmarkStart w:id="16" w:name="_Toc331063890"/>
-      <w:bookmarkStart w:id="17" w:name="_Toc342309174"/>
+      <w:bookmarkStart w:id="17" w:name="_Toc353986015"/>
       <w:r>
         <w:t xml:space="preserve">How SCons </w:t>
       </w:r>
@@ -219,7 +219,7 @@
       <w:bookmarkStart w:id="21" w:name="_Toc199057393"/>
       <w:bookmarkStart w:id="22" w:name="_Toc247618725"/>
       <w:bookmarkStart w:id="23" w:name="_Toc331063891"/>
-      <w:bookmarkStart w:id="24" w:name="_Toc342309175"/>
+      <w:bookmarkStart w:id="24" w:name="_Toc353986016"/>
       <w:r>
         <w:t>So what is Parts</w:t>
       </w:r>
@@ -367,7 +367,7 @@
       <w:bookmarkStart w:id="30" w:name="_Toc235950549"/>
       <w:bookmarkStart w:id="31" w:name="_Toc247618726"/>
       <w:bookmarkStart w:id="32" w:name="_Toc331063892"/>
-      <w:bookmarkStart w:id="33" w:name="_Toc342309176"/>
+      <w:bookmarkStart w:id="33" w:name="_Toc353986017"/>
       <w:r>
         <w:t>Setup</w:t>
       </w:r>

--- a/doc/subdocs/overview.docx
+++ b/doc/subdocs/overview.docx
@@ -8,7 +8,7 @@
       </w:pPr>
       <w:bookmarkStart w:id="0" w:name="_Toc247618722"/>
       <w:bookmarkStart w:id="1" w:name="_Toc331063888"/>
-      <w:bookmarkStart w:id="2" w:name="_Toc353986013"/>
+      <w:bookmarkStart w:id="2" w:name="_Toc396470006"/>
       <w:r>
         <w:t>Introduction</w:t>
       </w:r>
@@ -69,7 +69,7 @@
       <w:bookmarkStart w:id="6" w:name="_Toc199057391"/>
       <w:bookmarkStart w:id="7" w:name="_Toc247618723"/>
       <w:bookmarkStart w:id="8" w:name="_Toc331063889"/>
-      <w:bookmarkStart w:id="9" w:name="_Toc353986014"/>
+      <w:bookmarkStart w:id="9" w:name="_Toc396470007"/>
       <w:r>
         <w:t xml:space="preserve">Our </w:t>
       </w:r>
@@ -126,7 +126,7 @@
       <w:bookmarkStart w:id="14" w:name="_Toc199057392"/>
       <w:bookmarkStart w:id="15" w:name="_Toc247618724"/>
       <w:bookmarkStart w:id="16" w:name="_Toc331063890"/>
-      <w:bookmarkStart w:id="17" w:name="_Toc353986015"/>
+      <w:bookmarkStart w:id="17" w:name="_Toc396470008"/>
       <w:r>
         <w:t xml:space="preserve">How SCons </w:t>
       </w:r>
@@ -219,7 +219,7 @@
       <w:bookmarkStart w:id="21" w:name="_Toc199057393"/>
       <w:bookmarkStart w:id="22" w:name="_Toc247618725"/>
       <w:bookmarkStart w:id="23" w:name="_Toc331063891"/>
-      <w:bookmarkStart w:id="24" w:name="_Toc353986016"/>
+      <w:bookmarkStart w:id="24" w:name="_Toc396470009"/>
       <w:r>
         <w:t>So what is Parts</w:t>
       </w:r>
@@ -367,7 +367,7 @@
       <w:bookmarkStart w:id="30" w:name="_Toc235950549"/>
       <w:bookmarkStart w:id="31" w:name="_Toc247618726"/>
       <w:bookmarkStart w:id="32" w:name="_Toc331063892"/>
-      <w:bookmarkStart w:id="33" w:name="_Toc353986017"/>
+      <w:bookmarkStart w:id="33" w:name="_Toc396470010"/>
       <w:r>
         <w:t>Setup</w:t>
       </w:r>
